--- a/גיבוי וורד - MechLex_Visual_Admin_Fork/core/start-local-server.ps1.docx
+++ b/גיבוי וורד - MechLex_Visual_Admin_Fork/core/start-local-server.ps1.docx
@@ -68,8 +68,9 @@
     $httpClient = New-Object System.Net.Http.HttpClient
     $httpClient.Timeout = [TimeSpan]::FromSeconds(2)
     try {
-      $html = $httpClient.GetStringAsync("http://127.0.0.1:$TestPort/index.html").GetAwaiter().GetResult()
-      return $html.Contains("&lt;title&gt;MechLex") -and $html.Contains("id=`"mainContent`"")
+      $resp = $httpClient.GetStringAsync("http://127.0.0.1:$TestPort/api/server-path").GetAwaiter().GetResult()
+      $serverRoot = ($resp | ConvertFrom-Json).rootPath
+      return ($serverRoot -eq $Root)
     } finally {
       $httpClient.Dispose()
     }
@@ -336,6 +337,10 @@
       $RawPath = ($RawTarget -split "\?")[0]
       $knownRevision = -1
       if ($RawTarget -match "[?&amp;]knownRevision=([0-9]+)") { $knownRevision = [int]$Matches[1] }
+      if ($RawPath -eq "/api/server-path") {
+        Send-Response $Stream $Method 200 "OK" "application/json; charset=utf-8" (Json-Bytes @{ rootPath = $Root })
+        continue
+      }
       if ($RawPath -eq "/api/shared-health") {
         if ($Method -notin @("GET", "HEAD")) {
           Send-Response $Stream $Method 405 "Method Not Allowed" "application/json; charset=utf-8" (Json-Bytes @{ message = "Method Not Allowed" }) @("Allow: GET, HEAD")

--- a/גיבוי וורד - MechLex_Visual_Admin_Fork/core/start-local-server.ps1.docx
+++ b/גיבוי וורד - MechLex_Visual_Admin_Fork/core/start-local-server.ps1.docx
@@ -15,7 +15,11 @@
   [string]$SharedDataPath = ""
 )
 $ErrorActionPreference = "Stop"
-$Root = [System.IO.Path]::GetFullPath((Join-Path $PSScriptRoot "..")).TrimEnd([System.IO.Path]::DirectorySeparatorChar, [System.IO.Path]::AltDirectorySeparatorChar)
+if ([string]::IsNullOrEmpty($PSScriptRoot)) {
+  $Root = [System.IO.Path]::GetFullPath($PWD.Path)
+} else {
+  $Root = [System.IO.Path]::GetFullPath((Join-Path $PSScriptRoot "..")).TrimEnd([System.IO.Path]::DirectorySeparatorChar, [System.IO.Path]::AltDirectorySeparatorChar)
+}
 $RootBoundary = $Root + [System.IO.Path]::DirectorySeparatorChar
 $Address = [System.Net.IPAddress]::Loopback
 $MaxBodyBytes = 35MB

--- a/גיבוי וורד - MechLex_Visual_Admin_Fork/core/start-local-server.ps1.docx
+++ b/גיבוי וורד - MechLex_Visual_Admin_Fork/core/start-local-server.ps1.docx
@@ -23,9 +23,6 @@
 $RootBoundary = $Root + [System.IO.Path]::DirectorySeparatorChar
 $Address = [System.Net.IPAddress]::Loopback
 $MaxBodyBytes = 35MB
-# Small trusted-team mode: Windows group membership is not required.
-# Set to $false in the future to restore MechLex_Admins / MechLex_Editors enforcement.
-$SimpleTeamMode = $true
 function Resolve-SharedDataPath {
   $configured = $SharedDataPath
   if ([string]::IsNullOrWhiteSpace($configured)) { $configured = $env:MECHLEX_SHARED_DATA_PATH }
@@ -218,6 +215,23 @@
       }
     }
   }
+  # Check for cycles
+  $parentMap = @{}
+  foreach ($item in $dataArray) {
+    if (-not [string]::IsNullOrWhiteSpace($item.parentId)) {
+      $parentMap[$item.id] = $item.parentId
+    }
+  }
+  foreach ($id in $parentMap.Keys) {
+    $visited = New-Object System.Collections.Generic.HashSet[string]
+    $current = $id
+    while ($current -ne $null -and $parentMap.ContainsKey($current)) {
+      if (-not $visited.Add($current)) {
+        return "Cycle detected involving item $current"
+      }
+      $current = $parentMap[$current]
+    }
+  }
   return $null
 }
 function Write-StateAtomically($Record) {
@@ -271,25 +285,6 @@
       Remove-Item -LiteralPath $probePath -Force -ErrorAction SilentlyContinue
     }
   }
-}
-function Test-MechLexRole([string]$RequiredRole) {
-  if ($SimpleTeamMode) {
-    return $RequiredRole -in @("Admin", "Editor")
-  }
-  if ($env:MECHLEX_MOCK_ROLE) {
-    if ($RequiredRole -eq "Admin" -and $env:MECHLEX_MOCK_ROLE -match "Admin") { return $true }
-    if ($RequiredRole -eq "Editor" -and $env:MECHLEX_MOCK_ROLE -match "Admin|Editor") { return $true }
-    return $false
-  }
-  $identity = [System.Security.Principal.WindowsIdentity]::GetCurrent()
-  $principal = [System.Security.Principal.WindowsPrincipal]::new($identity)
-  if ($RequiredRole -eq "Admin") {
-    return $principal.IsInRole("MechLex_Admins") -or $principal.IsInRole([System.Security.Principal.WindowsBuiltInRole]::Administrator)
-  }
-  if ($RequiredRole -eq "Editor") {
-    return $principal.IsInRole("MechLex_Editors") -or $principal.IsInRole("MechLex_Admins") -or $principal.IsInRole([System.Security.Principal.WindowsBuiltInRole]::Administrator)
-  }
-  return $false
 }
 $SelectedPort = Find-AvailablePort $Port
 if ($SelectedPort -lt 0) {
@@ -361,24 +356,16 @@
         Send-Response $Stream $Method 200 "OK" "application/json; charset=utf-8" (Json-Bytes $health)
         continue
       }
-      if ($RawPath -eq "/api/can-write") {
+      if ($RawPath -in @("/api/can-write", "/api/capabilities")) {
         if ($Method -ne "GET") {
           Send-Response $Stream $Method 405 "Method Not Allowed" "application/json; charset=utf-8" (Json-Bytes @{ message = "Method Not Allowed" }) @("Allow: GET")
           continue
         }
         $canWrite = $false
-        $role = "Viewer"
         try {
-          $folderWritable = Test-SharedFolderWriteAccess
-          if ($folderWritable -and (Test-MechLexRole "Admin")) {
-            $role = "Admin"
-            $canWrite = $true
-          } elseif ($folderWritable -and (Test-MechLexRole "Editor")) {
-            $role = "Editor"
-            $canWrite = $true
-          }
+          $canWrite = [bool](Test-SharedFolderWriteAccess)
         } catch {}
-        Send-Response $Stream $Method 200 "OK" "application/json; charset=utf-8" (Json-Bytes @{ canWrite = $canWrite; role = $role })
+        Send-Response $Stream $Method 200 "OK" "application/json; charset=utf-8" (Json-Bytes @{ canWrite = $canWrite; role = "Editor" })
         continue
       }
       if ($RawPath -eq "/api/image-catalog") {
@@ -415,7 +402,7 @@
             continue
           }
           if ($knownRevision -eq [int]$record.revision) {
-            Send-Response $Stream $Method 304 "Not Modified" "application/json; charset=utf-8" ([byte[]]@())
+            Send-Response $Stream $Method 200 "OK" "application/json; charset=utf-8" (Json-Bytes @{ status = "unchanged"; revision = [int]$record.revision })
           } else {
             Send-Response $Stream $Method 200 "OK" "application/json; charset=utf-8" (Json-Bytes $record)
           }
@@ -457,23 +444,6 @@
         try {
           $lock = Acquire-StateLock
           $current = Read-State
-          # Phase 4 ACL Check
-          $isAdminChange = $false
-          if ($null -ne $current -and $null -ne $payload.shared.settings) {
-            $oldSettings = $current.shared.settings | ConvertTo-Json -Depth 10 -Compress
-            $newSettings = $payload.shared.settings | ConvertTo-Json -Depth 10 -Compress
-            if ($oldSettings -ne $newSettings) { $isAdminChange = $true }
-          } elseif ($null -eq $current) {
-            $isAdminChange = $true # Initial creation requires Admin
-          }
-          if ($isAdminChange -and -not (Test-MechLexRole "Admin")) {
-            Send-Response $Stream $Method 403 "Forbidden" "application/json; charset=utf-8" (Json-Bytes @{ message = "Administrator rights required to modify settings or initialize catalog" })
-            continue
-          }
-          if (-not $isAdminChange -and -not (Test-MechLexRole "Editor")) {
-            Send-Response $Stream $Method 403 "Forbidden" "application/json; charset=utf-8" (Json-Bytes @{ message = "Editor rights required to modify content" })
-            continue
-          }
           $currentRevision = if ($null -eq $current) { 0 } else { [int]$current.revision }
           if ([int]$payload.expectedRevision -ne $currentRevision) {
             Send-Response $Stream $Method 409 "Conflict" "application/json; charset=utf-8" (Json-Bytes @{
